--- a/documentos/Convocatoria_y_Plantilla_Proyectos_AURA_2026.docx
+++ b/documentos/Convocatoria_y_Plantilla_Proyectos_AURA_2026.docx
@@ -786,7 +786,7 @@
                 <w:color w:val="1F1418"/>
                 <w:sz w:val="18"/>
               </w:rPr>
-              <w:t>15 sep. – 2 oct. 2026</w:t>
+              <w:t>15 sep. – 10 nov. 2026</w:t>
             </w:r>
           </w:p>
         </w:tc>
@@ -822,7 +822,7 @@
                 <w:color w:val="1F1418"/>
                 <w:sz w:val="18"/>
               </w:rPr>
-              <w:t>2 de octubre de 2026</w:t>
+              <w:t>10 de noviembre de 2026</w:t>
             </w:r>
           </w:p>
         </w:tc>
@@ -858,7 +858,7 @@
                 <w:color w:val="1F1418"/>
                 <w:sz w:val="18"/>
               </w:rPr>
-              <w:t>5 – 16 de octubre de 2026</w:t>
+              <w:t>11 – 21 de noviembre de 2026</w:t>
             </w:r>
           </w:p>
         </w:tc>
@@ -894,7 +894,7 @@
                 <w:color w:val="1F1418"/>
                 <w:sz w:val="18"/>
               </w:rPr>
-              <w:t>Viernes 30 de octubre de 2026</w:t>
+              <w:t>Viernes 27 de noviembre de 2026</w:t>
             </w:r>
           </w:p>
         </w:tc>
@@ -930,7 +930,7 @@
                 <w:color w:val="1F1418"/>
                 <w:sz w:val="18"/>
               </w:rPr>
-              <w:t>6 de noviembre de 2026</w:t>
+              <w:t>2 de diciembre de 2026</w:t>
             </w:r>
           </w:p>
         </w:tc>
@@ -1928,7 +1928,7 @@
           <w:color w:val="5C4F54"/>
           <w:sz w:val="18"/>
         </w:rPr>
-        <w:t>INSTRUCCIONES (borrar este párrafo al enviar): Completar todos los campos. Nombre sugerido del archivo: AURA_UA_ApellidoDirector_TituloCorto.docx. Presentación: 15 de septiembre al 2 de octubre de 2026.</w:t>
+        <w:t>INSTRUCCIONES (borrar este párrafo al enviar): Completar todos los campos. Nombre sugerido del archivo: AURA_UA_ApellidoDirector_TituloCorto.docx. Presentación: 15 de septiembre al 10 de noviembre de 2026.</w:t>
       </w:r>
     </w:p>
     <w:p>
